--- a/CAPSTONE/bus311-capstone-stage-1-exploration-brief.docx
+++ b/CAPSTONE/bus311-capstone-stage-1-exploration-brief.docx
@@ -45,7 +45,7 @@
           <w:color w:val="5B6472"/>
           <w:sz w:val="18"/>
         </w:rPr>
-        <w:t>5 points  |  Fall 2026  |  Approved student release  |  Source v1.3.0</w:t>
+        <w:t>5 points  |  Fall 2026  |  Approved student release  |  Source v1.4.0</w:t>
       </w:r>
     </w:p>
     <w:p>
@@ -1435,16 +1435,6 @@
         <w:color w:val="5B6472"/>
         <w:sz w:val="17"/>
       </w:rPr>
-      <w:t xml:space="preserve">Approved student release  |  Page </w:t>
-    </w:r>
-    <w:r>
-      <w:rPr>
-        <w:rFonts w:ascii="Aptos" w:hAnsi="Aptos"/>
-        <w:b w:val="0"/>
-        <w:i w:val="0"/>
-        <w:color w:val="5B6472"/>
-        <w:sz w:val="17"/>
-      </w:rPr>
       <w:fldChar w:fldCharType="begin"/>
       <w:instrText xml:space="preserve"> PAGE </w:instrText>
       <w:fldChar w:fldCharType="separate"/>
